--- a/PLan de Prueba_Home Banking Web Application/Reporte Final del Plan de Prueba_Home_Banking.DOCX
+++ b/PLan de Prueba_Home Banking Web Application/Reporte Final del Plan de Prueba_Home_Banking.DOCX
@@ -33,6 +33,8 @@
         </w:rPr>
         <w:t>Resumen Ejecutivo</w:t>
       </w:r>
+      <w:bookmarkStart w:id="0" w:name="_GoBack"/>
+      <w:bookmarkEnd w:id="0"/>
     </w:p>
     <w:p>
       <w:pPr>
@@ -46,13 +48,7 @@
         <w:rPr>
           <w:rFonts w:asciiTheme="majorHAnsi" w:hAnsiTheme="majorHAnsi" w:cstheme="majorHAnsi"/>
         </w:rPr>
-        <w:t>S</w:t>
-      </w:r>
-      <w:r>
-        <w:rPr>
-          <w:rFonts w:asciiTheme="majorHAnsi" w:hAnsiTheme="majorHAnsi" w:cstheme="majorHAnsi"/>
-        </w:rPr>
-        <w:t xml:space="preserve">e ejecutaron 15 casos de prueba. </w:t>
+        <w:t xml:space="preserve">Se ejecutaron 15 casos de prueba. </w:t>
       </w:r>
       <w:r>
         <w:rPr>
@@ -781,8 +777,6 @@
         <w:ind w:left="0" w:firstLine="0"/>
         <w:jc w:val="both"/>
       </w:pPr>
-      <w:bookmarkStart w:id="0" w:name="_GoBack"/>
-      <w:bookmarkEnd w:id="0"/>
     </w:p>
     <w:sectPr>
       <w:pgSz w:w="12240" w:h="15840"/>
@@ -2736,7 +2730,7 @@
 </file>
 
 <file path=customXml/itemProps1.xml><?xml version="1.0" encoding="utf-8"?>
-<ds:datastoreItem xmlns:ds="http://schemas.openxmlformats.org/officeDocument/2006/customXml" ds:itemID="{1AA22004-C8C5-48F8-8853-5C8B112D08B8}">
+<ds:datastoreItem xmlns:ds="http://schemas.openxmlformats.org/officeDocument/2006/customXml" ds:itemID="{B2857957-11CC-497D-A685-84D6284BF444}">
   <ds:schemaRefs>
     <ds:schemaRef ds:uri="http://schemas.openxmlformats.org/officeDocument/2006/bibliography"/>
   </ds:schemaRefs>
